--- a/template/Clalit mushlam template.docx
+++ b/template/Clalit mushlam template.docx
@@ -636,10 +636,10 @@
         <mc:AlternateContent>
           <mc:Choice Requires="wps">
             <w:drawing>
-              <wp:anchor distT="0" distB="0" distL="114300" distR="114300" simplePos="0" relativeHeight="251701248" behindDoc="0" locked="0" layoutInCell="1" allowOverlap="1" wp14:anchorId="14DDE63A" wp14:editId="1C3DA0D1">
+              <wp:anchor distT="0" distB="0" distL="114300" distR="114300" simplePos="0" relativeHeight="251701248" behindDoc="0" locked="0" layoutInCell="1" allowOverlap="1" wp14:anchorId="14DDE63A" wp14:editId="197B5DCD">
                 <wp:simplePos x="0" y="0"/>
                 <wp:positionH relativeFrom="column">
-                  <wp:posOffset>2812415</wp:posOffset>
+                  <wp:posOffset>2919095</wp:posOffset>
                 </wp:positionH>
                 <wp:positionV relativeFrom="page">
                   <wp:posOffset>1455420</wp:posOffset>
@@ -717,7 +717,7 @@
           </mc:Choice>
           <mc:Fallback>
             <w:pict>
-              <v:shape w14:anchorId="14DDE63A" id="תיבת טקסט 3" o:spid="_x0000_s1028" type="#_x0000_t202" style="position:absolute;margin-left:221.45pt;margin-top:114.6pt;width:166.8pt;height:25.2pt;z-index:251701248;visibility:visible;mso-wrap-style:square;mso-width-percent:0;mso-height-percent:0;mso-wrap-distance-left:9pt;mso-wrap-distance-top:0;mso-wrap-distance-right:9pt;mso-wrap-distance-bottom:0;mso-position-horizontal:absolute;mso-position-horizontal-relative:text;mso-position-vertical:absolute;mso-position-vertical-relative:page;mso-width-percent:0;mso-height-percent:0;mso-width-relative:margin;mso-height-relative:margin;v-text-anchor:top" o:gfxdata="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" fillcolor="white [3201]" stroked="f" strokeweight=".5pt">
+              <v:shape w14:anchorId="14DDE63A" id="תיבת טקסט 3" o:spid="_x0000_s1028" type="#_x0000_t202" style="position:absolute;margin-left:229.85pt;margin-top:114.6pt;width:166.8pt;height:25.2pt;z-index:251701248;visibility:visible;mso-wrap-style:square;mso-width-percent:0;mso-height-percent:0;mso-wrap-distance-left:9pt;mso-wrap-distance-top:0;mso-wrap-distance-right:9pt;mso-wrap-distance-bottom:0;mso-position-horizontal:absolute;mso-position-horizontal-relative:text;mso-position-vertical:absolute;mso-position-vertical-relative:page;mso-width-percent:0;mso-height-percent:0;mso-width-relative:margin;mso-height-relative:margin;v-text-anchor:top" o:gfxdata="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" fillcolor="white [3201]" stroked="f" strokeweight=".5pt">
                 <v:textbox>
                   <w:txbxContent>
                     <w:p>
@@ -810,7 +810,6 @@
             <w:pPr>
               <w:bidi/>
               <w:rPr>
-                <w:rFonts w:hint="cs"/>
                 <w:rtl/>
                 <w:lang w:bidi="he-IL"/>
               </w:rPr>
@@ -845,7 +844,6 @@
             <w:pPr>
               <w:bidi/>
               <w:rPr>
-                <w:rFonts w:hint="cs"/>
                 <w:rtl/>
                 <w:lang w:bidi="he-IL"/>
               </w:rPr>
@@ -868,7 +866,6 @@
             <w:pPr>
               <w:bidi/>
               <w:rPr>
-                <w:rFonts w:hint="cs"/>
                 <w:rtl/>
                 <w:lang w:bidi="he-IL"/>
               </w:rPr>
@@ -884,13 +881,7 @@
               <w:rPr>
                 <w:lang w:bidi="he-IL"/>
               </w:rPr>
-              <w:t>l</w:t>
-            </w:r>
-            <w:r>
-              <w:rPr>
-                <w:lang w:bidi="he-IL"/>
-              </w:rPr>
-              <w:t>_name</w:t>
+              <w:t>l_name</w:t>
             </w:r>
             <w:proofErr w:type="spellEnd"/>
             <w:r>
@@ -936,7 +927,6 @@
             <w:pPr>
               <w:bidi/>
               <w:rPr>
-                <w:rFonts w:hint="cs"/>
                 <w:rtl/>
                 <w:lang w:bidi="he-IL"/>
               </w:rPr>
@@ -945,19 +935,7 @@
               <w:rPr>
                 <w:lang w:bidi="he-IL"/>
               </w:rPr>
-              <w:t>{{</w:t>
-            </w:r>
-            <w:r>
-              <w:rPr>
-                <w:lang w:bidi="he-IL"/>
-              </w:rPr>
-              <w:t>id</w:t>
-            </w:r>
-            <w:r>
-              <w:rPr>
-                <w:lang w:bidi="he-IL"/>
-              </w:rPr>
-              <w:t>}}</w:t>
+              <w:t>{{id}}</w:t>
             </w:r>
           </w:p>
         </w:tc>
@@ -991,7 +969,6 @@
             <w:pPr>
               <w:bidi/>
               <w:rPr>
-                <w:rFonts w:hint="cs"/>
                 <w:rtl/>
                 <w:lang w:bidi="he-IL"/>
               </w:rPr>
@@ -1000,19 +977,7 @@
               <w:rPr>
                 <w:lang w:bidi="he-IL"/>
               </w:rPr>
-              <w:t>{{</w:t>
-            </w:r>
-            <w:r>
-              <w:rPr>
-                <w:lang w:bidi="he-IL"/>
-              </w:rPr>
-              <w:t>age</w:t>
-            </w:r>
-            <w:r>
-              <w:rPr>
-                <w:lang w:bidi="he-IL"/>
-              </w:rPr>
-              <w:t>}}</w:t>
+              <w:t>{{age}}</w:t>
             </w:r>
           </w:p>
         </w:tc>
@@ -1164,7 +1129,6 @@
                             <w:pPr>
                               <w:bidi/>
                               <w:rPr>
-                                <w:rFonts w:hint="cs"/>
                                 <w:sz w:val="24"/>
                                 <w:szCs w:val="24"/>
                                 <w:lang w:bidi="he-IL"/>
@@ -1174,19 +1138,7 @@
                               <w:rPr>
                                 <w:lang w:bidi="he-IL"/>
                               </w:rPr>
-                              <w:t>{{</w:t>
-                            </w:r>
-                            <w:r>
-                              <w:rPr>
-                                <w:lang w:bidi="he-IL"/>
-                              </w:rPr>
-                              <w:t>text</w:t>
-                            </w:r>
-                            <w:r>
-                              <w:rPr>
-                                <w:lang w:bidi="he-IL"/>
-                              </w:rPr>
-                              <w:t>}}</w:t>
+                              <w:t>{{text}}</w:t>
                             </w:r>
                           </w:p>
                         </w:txbxContent>
@@ -1215,7 +1167,6 @@
                       <w:pPr>
                         <w:bidi/>
                         <w:rPr>
-                          <w:rFonts w:hint="cs"/>
                           <w:sz w:val="24"/>
                           <w:szCs w:val="24"/>
                           <w:lang w:bidi="he-IL"/>
@@ -1225,19 +1176,7 @@
                         <w:rPr>
                           <w:lang w:bidi="he-IL"/>
                         </w:rPr>
-                        <w:t>{{</w:t>
-                      </w:r>
-                      <w:r>
-                        <w:rPr>
-                          <w:lang w:bidi="he-IL"/>
-                        </w:rPr>
-                        <w:t>text</w:t>
-                      </w:r>
-                      <w:r>
-                        <w:rPr>
-                          <w:lang w:bidi="he-IL"/>
-                        </w:rPr>
-                        <w:t>}}</w:t>
+                        <w:t>{{text}}</w:t>
                       </w:r>
                     </w:p>
                   </w:txbxContent>
@@ -1438,13 +1377,13 @@
         <mc:AlternateContent>
           <mc:Choice Requires="wps">
             <w:drawing>
-              <wp:anchor distT="0" distB="0" distL="114300" distR="114300" simplePos="0" relativeHeight="251699200" behindDoc="0" locked="0" layoutInCell="1" allowOverlap="1" wp14:anchorId="69E272BB" wp14:editId="11EC180D">
+              <wp:anchor distT="0" distB="0" distL="114300" distR="114300" simplePos="0" relativeHeight="251699200" behindDoc="0" locked="0" layoutInCell="1" allowOverlap="1" wp14:anchorId="69E272BB" wp14:editId="50D5363D">
                 <wp:simplePos x="0" y="0"/>
                 <wp:positionH relativeFrom="column">
-                  <wp:posOffset>4374693</wp:posOffset>
+                  <wp:posOffset>4371518</wp:posOffset>
                 </wp:positionH>
                 <wp:positionV relativeFrom="page">
-                  <wp:posOffset>8282940</wp:posOffset>
+                  <wp:posOffset>8542020</wp:posOffset>
                 </wp:positionV>
                 <wp:extent cx="2788920" cy="397510"/>
                 <wp:effectExtent l="0" t="0" r="0" b="2540"/>
@@ -1493,97 +1432,20 @@
                             </w:r>
                             <w:r>
                               <w:rPr>
-                                <w:sz w:val="24"/>
-                                <w:szCs w:val="24"/>
-                                <w:rtl/>
                                 <w:lang w:bidi="he-IL"/>
                               </w:rPr>
-                              <w:fldChar w:fldCharType="begin"/>
+                              <w:t>{{date}}</w:t>
                             </w:r>
-                            <w:r>
-                              <w:rPr>
-                                <w:sz w:val="24"/>
-                                <w:szCs w:val="24"/>
-                                <w:rtl/>
-                                <w:lang w:bidi="he-IL"/>
-                              </w:rPr>
-                              <w:instrText xml:space="preserve"> </w:instrText>
-                            </w:r>
-                            <w:r>
-                              <w:rPr>
-                                <w:rFonts w:hint="cs"/>
+                          </w:p>
+                          <w:p>
+                            <w:pPr>
+                              <w:bidi/>
+                              <w:rPr>
                                 <w:sz w:val="24"/>
                                 <w:szCs w:val="24"/>
                                 <w:lang w:bidi="he-IL"/>
                               </w:rPr>
-                              <w:instrText>DATE</w:instrText>
-                            </w:r>
-                            <w:r>
-                              <w:rPr>
-                                <w:rFonts w:hint="cs"/>
-                                <w:sz w:val="24"/>
-                                <w:szCs w:val="24"/>
-                                <w:rtl/>
-                                <w:lang w:bidi="he-IL"/>
-                              </w:rPr>
-                              <w:instrText xml:space="preserve"> \@ "</w:instrText>
-                            </w:r>
-                            <w:r>
-                              <w:rPr>
-                                <w:rFonts w:hint="cs"/>
-                                <w:sz w:val="24"/>
-                                <w:szCs w:val="24"/>
-                                <w:lang w:bidi="he-IL"/>
-                              </w:rPr>
-                              <w:instrText>dd/MM/yyyy</w:instrText>
-                            </w:r>
-                            <w:r>
-                              <w:rPr>
-                                <w:rFonts w:hint="cs"/>
-                                <w:sz w:val="24"/>
-                                <w:szCs w:val="24"/>
-                                <w:rtl/>
-                                <w:lang w:bidi="he-IL"/>
-                              </w:rPr>
-                              <w:instrText>"</w:instrText>
-                            </w:r>
-                            <w:r>
-                              <w:rPr>
-                                <w:sz w:val="24"/>
-                                <w:szCs w:val="24"/>
-                                <w:rtl/>
-                                <w:lang w:bidi="he-IL"/>
-                              </w:rPr>
-                              <w:instrText xml:space="preserve"> </w:instrText>
-                            </w:r>
-                            <w:r>
-                              <w:rPr>
-                                <w:sz w:val="24"/>
-                                <w:szCs w:val="24"/>
-                                <w:rtl/>
-                                <w:lang w:bidi="he-IL"/>
-                              </w:rPr>
-                              <w:fldChar w:fldCharType="separate"/>
-                            </w:r>
-                            <w:r>
-                              <w:rPr>
-                                <w:noProof/>
-                                <w:sz w:val="24"/>
-                                <w:szCs w:val="24"/>
-                                <w:rtl/>
-                                <w:lang w:bidi="he-IL"/>
-                              </w:rPr>
-                              <w:t>‏26/11/2024</w:t>
-                            </w:r>
-                            <w:r>
-                              <w:rPr>
-                                <w:sz w:val="24"/>
-                                <w:szCs w:val="24"/>
-                                <w:rtl/>
-                                <w:lang w:bidi="he-IL"/>
-                              </w:rPr>
-                              <w:fldChar w:fldCharType="end"/>
-                            </w:r>
+                            </w:pPr>
                           </w:p>
                         </w:txbxContent>
                       </wps:txbx>
@@ -1601,7 +1463,7 @@
           </mc:Choice>
           <mc:Fallback>
             <w:pict>
-              <v:shape w14:anchorId="69E272BB" id="תיבת טקסט 1" o:spid="_x0000_s1031" type="#_x0000_t202" style="position:absolute;left:0;text-align:left;margin-left:344.45pt;margin-top:652.2pt;width:219.6pt;height:31.3pt;z-index:251699200;visibility:visible;mso-wrap-style:square;mso-wrap-distance-left:9pt;mso-wrap-distance-top:0;mso-wrap-distance-right:9pt;mso-wrap-distance-bottom:0;mso-position-horizontal:absolute;mso-position-horizontal-relative:text;mso-position-vertical:absolute;mso-position-vertical-relative:page;v-text-anchor:top" o:gfxdata="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" fillcolor="white [3201]" stroked="f" strokeweight=".5pt">
+              <v:shape w14:anchorId="69E272BB" id="תיבת טקסט 1" o:spid="_x0000_s1031" type="#_x0000_t202" style="position:absolute;left:0;text-align:left;margin-left:344.2pt;margin-top:672.6pt;width:219.6pt;height:31.3pt;z-index:251699200;visibility:visible;mso-wrap-style:square;mso-wrap-distance-left:9pt;mso-wrap-distance-top:0;mso-wrap-distance-right:9pt;mso-wrap-distance-bottom:0;mso-position-horizontal:absolute;mso-position-horizontal-relative:text;mso-position-vertical:absolute;mso-position-vertical-relative:page;v-text-anchor:top" o:gfxdata="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" fillcolor="white [3201]" stroked="f" strokeweight=".5pt">
                 <v:textbox>
                   <w:txbxContent>
                     <w:p>
@@ -1625,97 +1487,20 @@
                       </w:r>
                       <w:r>
                         <w:rPr>
-                          <w:sz w:val="24"/>
-                          <w:szCs w:val="24"/>
-                          <w:rtl/>
                           <w:lang w:bidi="he-IL"/>
                         </w:rPr>
-                        <w:fldChar w:fldCharType="begin"/>
+                        <w:t>{{date}}</w:t>
                       </w:r>
-                      <w:r>
-                        <w:rPr>
-                          <w:sz w:val="24"/>
-                          <w:szCs w:val="24"/>
-                          <w:rtl/>
-                          <w:lang w:bidi="he-IL"/>
-                        </w:rPr>
-                        <w:instrText xml:space="preserve"> </w:instrText>
-                      </w:r>
-                      <w:r>
-                        <w:rPr>
-                          <w:rFonts w:hint="cs"/>
+                    </w:p>
+                    <w:p>
+                      <w:pPr>
+                        <w:bidi/>
+                        <w:rPr>
                           <w:sz w:val="24"/>
                           <w:szCs w:val="24"/>
                           <w:lang w:bidi="he-IL"/>
                         </w:rPr>
-                        <w:instrText>DATE</w:instrText>
-                      </w:r>
-                      <w:r>
-                        <w:rPr>
-                          <w:rFonts w:hint="cs"/>
-                          <w:sz w:val="24"/>
-                          <w:szCs w:val="24"/>
-                          <w:rtl/>
-                          <w:lang w:bidi="he-IL"/>
-                        </w:rPr>
-                        <w:instrText xml:space="preserve"> \@ "</w:instrText>
-                      </w:r>
-                      <w:r>
-                        <w:rPr>
-                          <w:rFonts w:hint="cs"/>
-                          <w:sz w:val="24"/>
-                          <w:szCs w:val="24"/>
-                          <w:lang w:bidi="he-IL"/>
-                        </w:rPr>
-                        <w:instrText>dd/MM/yyyy</w:instrText>
-                      </w:r>
-                      <w:r>
-                        <w:rPr>
-                          <w:rFonts w:hint="cs"/>
-                          <w:sz w:val="24"/>
-                          <w:szCs w:val="24"/>
-                          <w:rtl/>
-                          <w:lang w:bidi="he-IL"/>
-                        </w:rPr>
-                        <w:instrText>"</w:instrText>
-                      </w:r>
-                      <w:r>
-                        <w:rPr>
-                          <w:sz w:val="24"/>
-                          <w:szCs w:val="24"/>
-                          <w:rtl/>
-                          <w:lang w:bidi="he-IL"/>
-                        </w:rPr>
-                        <w:instrText xml:space="preserve"> </w:instrText>
-                      </w:r>
-                      <w:r>
-                        <w:rPr>
-                          <w:sz w:val="24"/>
-                          <w:szCs w:val="24"/>
-                          <w:rtl/>
-                          <w:lang w:bidi="he-IL"/>
-                        </w:rPr>
-                        <w:fldChar w:fldCharType="separate"/>
-                      </w:r>
-                      <w:r>
-                        <w:rPr>
-                          <w:noProof/>
-                          <w:sz w:val="24"/>
-                          <w:szCs w:val="24"/>
-                          <w:rtl/>
-                          <w:lang w:bidi="he-IL"/>
-                        </w:rPr>
-                        <w:t>‏26/11/2024</w:t>
-                      </w:r>
-                      <w:r>
-                        <w:rPr>
-                          <w:sz w:val="24"/>
-                          <w:szCs w:val="24"/>
-                          <w:rtl/>
-                          <w:lang w:bidi="he-IL"/>
-                        </w:rPr>
-                        <w:fldChar w:fldCharType="end"/>
-                      </w:r>
+                      </w:pPr>
                     </w:p>
                   </w:txbxContent>
                 </v:textbox>
@@ -1736,13 +1521,13 @@
         <mc:AlternateContent>
           <mc:Choice Requires="wps">
             <w:drawing>
-              <wp:anchor distT="0" distB="0" distL="114300" distR="114300" simplePos="0" relativeHeight="251698176" behindDoc="0" locked="0" layoutInCell="1" allowOverlap="1" wp14:anchorId="3B6CA7CF" wp14:editId="3909F691">
+              <wp:anchor distT="0" distB="0" distL="114300" distR="114300" simplePos="0" relativeHeight="251698176" behindDoc="0" locked="0" layoutInCell="1" allowOverlap="1" wp14:anchorId="3B6CA7CF" wp14:editId="41FEDEF5">
                 <wp:simplePos x="0" y="0"/>
                 <wp:positionH relativeFrom="column">
                   <wp:posOffset>464820</wp:posOffset>
                 </wp:positionH>
                 <wp:positionV relativeFrom="page">
-                  <wp:posOffset>8285480</wp:posOffset>
+                  <wp:posOffset>8544560</wp:posOffset>
                 </wp:positionV>
                 <wp:extent cx="2167255" cy="397510"/>
                 <wp:effectExtent l="0" t="0" r="4445" b="2540"/>
@@ -1833,7 +1618,7 @@
           </mc:Choice>
           <mc:Fallback>
             <w:pict>
-              <v:shape w14:anchorId="3B6CA7CF" id="_x0000_s1032" type="#_x0000_t202" style="position:absolute;left:0;text-align:left;margin-left:36.6pt;margin-top:652.4pt;width:170.65pt;height:31.3pt;z-index:251698176;visibility:visible;mso-wrap-style:square;mso-width-percent:0;mso-height-percent:0;mso-wrap-distance-left:9pt;mso-wrap-distance-top:0;mso-wrap-distance-right:9pt;mso-wrap-distance-bottom:0;mso-position-horizontal:absolute;mso-position-horizontal-relative:text;mso-position-vertical:absolute;mso-position-vertical-relative:page;mso-width-percent:0;mso-height-percent:0;mso-width-relative:margin;mso-height-relative:margin;v-text-anchor:top" o:gfxdata="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" fillcolor="white [3201]" stroked="f" strokeweight=".5pt">
+              <v:shape w14:anchorId="3B6CA7CF" id="_x0000_s1032" type="#_x0000_t202" style="position:absolute;left:0;text-align:left;margin-left:36.6pt;margin-top:672.8pt;width:170.65pt;height:31.3pt;z-index:251698176;visibility:visible;mso-wrap-style:square;mso-width-percent:0;mso-height-percent:0;mso-wrap-distance-left:9pt;mso-wrap-distance-top:0;mso-wrap-distance-right:9pt;mso-wrap-distance-bottom:0;mso-position-horizontal:absolute;mso-position-horizontal-relative:text;mso-position-vertical:absolute;mso-position-vertical-relative:page;mso-width-percent:0;mso-height-percent:0;mso-width-relative:margin;mso-height-relative:margin;v-text-anchor:top" o:gfxdata="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" fillcolor="white [3201]" stroked="f" strokeweight=".5pt">
                 <v:textbox>
                   <w:txbxContent>
                     <w:p>
